--- a/exports/no-spoilers-china-part2-mobile.docx
+++ b/exports/no-spoilers-china-part2-mobile.docx
@@ -4139,7 +4139,7 @@
     </w:p>
     <w:p>
       <w:r>
-        <w:t>她走出去几步，又回头提醒他，今天那两张没用上的票不用急着扔，她明天去柜子里取回来，至少还能证明他们原本想看坐在一起的座位。</w:t>
+        <w:t>她走出去几步，又回头说，明天得记着去柜子里拿那两张没用上的票。放在那儿，再过几天怕是自己都忘了。</w:t>
       </w:r>
     </w:p>
     <w:p>
@@ -4831,37 +4831,22 @@
     </w:p>
     <w:p>
       <w:r>
-        <w:t>王东却先找了个地方坐下，把从早上起记得乱七八糟的那几页重新誊了一遍。</w:t>
-      </w:r>
-    </w:p>
-    <w:p>
-      <w:r>
-        <w:t>“你到底买不买？”刘建军问。</w:t>
-      </w:r>
-    </w:p>
-    <w:p>
-      <w:r>
-        <w:t>“买。先把钱算清楚。”</w:t>
-      </w:r>
-    </w:p>
-    <w:p>
-      <w:r>
-        <w:t>“还没买就算。”</w:t>
-      </w:r>
-    </w:p>
-    <w:p>
-      <w:r>
-        <w:t>王东把本子推过去。</w:t>
-      </w:r>
-    </w:p>
-    <w:p>
-      <w:r>
-        <w:t>“你看这个。拿得越多，运费不一定就越省。”</w:t>
-      </w:r>
-    </w:p>
-    <w:p>
-      <w:r>
-        <w:t>刘建军看完，往后一靠。</w:t>
+        <w:t>王东却先找了个地方坐下，把从早上起记得乱七八糟的那几页重新誊了一遍。他把几种货的价钱列在一起，算到运费时，发现先前以为便宜的那一种并不划算。</w:t>
+      </w:r>
+    </w:p>
+    <w:p>
+      <w:r>
+        <w:t>刘建军在旁边等着，见他翻来覆去算，凑过去看了一眼。</w:t>
+      </w:r>
+    </w:p>
+    <w:p>
+      <w:r>
+        <w:t>“你看这个。”王东把本子往他那边推了推，“拿得越多，运费不一定就越省。”</w:t>
+      </w:r>
+    </w:p>
+    <w:p>
+      <w:r>
+        <w:t>刘建军把几行数看完，又看了看清单。</w:t>
       </w:r>
     </w:p>
     <w:p>
